--- a/dist/BA Generator/Master Folder/Master BA Timlak Fisik/!Daftar Hadir SIPASTI.docx
+++ b/dist/BA Generator/Master Folder/Master BA Timlak Fisik/!Daftar Hadir SIPASTI.docx
@@ -14,16 +14,16 @@
           <w:noProof/>
         </w:rPr>
         <w:drawing>
-          <wp:anchor distT="0" distB="0" distL="114300" distR="114300" simplePos="0" relativeHeight="251659264" behindDoc="0" locked="0" layoutInCell="1" allowOverlap="1" wp14:anchorId="3D434D19" wp14:editId="45BF0A9D">
+          <wp:anchor distT="0" distB="0" distL="114300" distR="114300" simplePos="0" relativeHeight="251659264" behindDoc="0" locked="0" layoutInCell="1" allowOverlap="1" wp14:anchorId="3D434D19" wp14:editId="78BFF5B8">
             <wp:simplePos x="0" y="0"/>
             <wp:positionH relativeFrom="margin">
-              <wp:posOffset>1174482</wp:posOffset>
+              <wp:posOffset>1209675</wp:posOffset>
             </wp:positionH>
             <wp:positionV relativeFrom="paragraph">
-              <wp:posOffset>-342900</wp:posOffset>
+              <wp:posOffset>-434340</wp:posOffset>
             </wp:positionV>
-            <wp:extent cx="6410689" cy="925032"/>
-            <wp:effectExtent l="0" t="0" r="0" b="8890"/>
+            <wp:extent cx="6395720" cy="998355"/>
+            <wp:effectExtent l="0" t="0" r="5080" b="5080"/>
             <wp:wrapNone/>
             <wp:docPr id="499443019" name="Picture 1"/>
             <wp:cNvGraphicFramePr>
@@ -33,11 +33,17 @@
               <a:graphicData uri="http://schemas.openxmlformats.org/drawingml/2006/picture">
                 <pic:pic xmlns:pic="http://schemas.openxmlformats.org/drawingml/2006/picture">
                   <pic:nvPicPr>
-                    <pic:cNvPr id="499443019" name=""/>
+                    <pic:cNvPr id="499443019" name="Picture 1"/>
                     <pic:cNvPicPr/>
                   </pic:nvPicPr>
                   <pic:blipFill>
-                    <a:blip r:embed="rId7"/>
+                    <a:blip r:embed="rId7">
+                      <a:extLst>
+                        <a:ext uri="{28A0092B-C50C-407E-A947-70E740481C1C}">
+                          <a14:useLocalDpi xmlns:a14="http://schemas.microsoft.com/office/drawing/2010/main" val="0"/>
+                        </a:ext>
+                      </a:extLst>
+                    </a:blip>
                     <a:stretch>
                       <a:fillRect/>
                     </a:stretch>
@@ -45,7 +51,7 @@
                   <pic:spPr>
                     <a:xfrm>
                       <a:off x="0" y="0"/>
-                      <a:ext cx="6410689" cy="925032"/>
+                      <a:ext cx="6395720" cy="998355"/>
                     </a:xfrm>
                     <a:prstGeom prst="rect">
                       <a:avLst/>
@@ -121,6 +127,7 @@
           <w:lang w:val="sv-SE"/>
         </w:rPr>
       </w:pPr>
+      <w:proofErr w:type="spellStart"/>
       <w:r>
         <w:rPr>
           <w:rFonts w:eastAsia="Calibri"/>
@@ -130,8 +137,33 @@
           <w:szCs w:val="44"/>
           <w:lang w:val="sv-SE"/>
         </w:rPr>
-        <w:t>Daftar Hadir</w:t>
+        <w:t>Daftar</w:t>
       </w:r>
+      <w:proofErr w:type="spellEnd"/>
+      <w:r>
+        <w:rPr>
+          <w:rFonts w:eastAsia="Calibri"/>
+          <w:b/>
+          <w:bCs/>
+          <w:sz w:val="44"/>
+          <w:szCs w:val="44"/>
+          <w:lang w:val="sv-SE"/>
+        </w:rPr>
+        <w:t xml:space="preserve"> </w:t>
+      </w:r>
+      <w:proofErr w:type="spellStart"/>
+      <w:r>
+        <w:rPr>
+          <w:rFonts w:eastAsia="Calibri"/>
+          <w:b/>
+          <w:bCs/>
+          <w:sz w:val="44"/>
+          <w:szCs w:val="44"/>
+          <w:lang w:val="sv-SE"/>
+        </w:rPr>
+        <w:t>Hadir</w:t>
+      </w:r>
+      <w:proofErr w:type="spellEnd"/>
     </w:p>
     <w:p>
       <w:pPr>
@@ -196,15 +228,26 @@
           <w:szCs w:val="28"/>
           <w:lang w:val="id-ID"/>
         </w:rPr>
-        <w:t>{hari_</w:t>
+        <w:t>{</w:t>
+      </w:r>
+      <w:proofErr w:type="spellStart"/>
+      <w:r>
+        <w:rPr>
+          <w:sz w:val="28"/>
+          <w:szCs w:val="28"/>
+          <w:lang w:val="id-ID"/>
+        </w:rPr>
+        <w:t>hari_</w:t>
       </w:r>
       <w:r>
         <w:rPr>
           <w:sz w:val="28"/>
           <w:szCs w:val="28"/>
+          <w:lang w:val="id-ID"/>
         </w:rPr>
         <w:t>reviu</w:t>
       </w:r>
+      <w:proofErr w:type="spellEnd"/>
       <w:r>
         <w:rPr>
           <w:sz w:val="28"/>
@@ -272,16 +315,28 @@
           <w:szCs w:val="28"/>
           <w:lang w:val="id-ID"/>
         </w:rPr>
-        <w:t>{tanggal_</w:t>
+        <w:t>{</w:t>
+      </w:r>
+      <w:proofErr w:type="spellStart"/>
+      <w:r>
+        <w:rPr>
+          <w:color w:val="000000" w:themeColor="text1"/>
+          <w:sz w:val="28"/>
+          <w:szCs w:val="28"/>
+          <w:lang w:val="id-ID"/>
+        </w:rPr>
+        <w:t>tanggal_</w:t>
       </w:r>
       <w:r>
         <w:rPr>
           <w:color w:val="000000" w:themeColor="text1"/>
           <w:sz w:val="28"/>
           <w:szCs w:val="28"/>
+          <w:lang w:val="id-ID"/>
         </w:rPr>
         <w:t>reviu</w:t>
       </w:r>
+      <w:proofErr w:type="spellEnd"/>
       <w:r>
         <w:rPr>
           <w:color w:val="000000" w:themeColor="text1"/>
@@ -342,8 +397,39 @@
           <w:lang w:val="sv-SE"/>
         </w:rPr>
         <w:tab/>
-        <w:t>Kantor BP2JK Wilayah Kalsel</w:t>
+        <w:t xml:space="preserve">Kantor BP2JK </w:t>
       </w:r>
+      <w:proofErr w:type="spellStart"/>
+      <w:r>
+        <w:rPr>
+          <w:color w:val="000000" w:themeColor="text1"/>
+          <w:sz w:val="28"/>
+          <w:szCs w:val="28"/>
+          <w:lang w:val="sv-SE"/>
+        </w:rPr>
+        <w:t>Wilayah</w:t>
+      </w:r>
+      <w:proofErr w:type="spellEnd"/>
+      <w:r>
+        <w:rPr>
+          <w:color w:val="000000" w:themeColor="text1"/>
+          <w:sz w:val="28"/>
+          <w:szCs w:val="28"/>
+          <w:lang w:val="sv-SE"/>
+        </w:rPr>
+        <w:t xml:space="preserve"> </w:t>
+      </w:r>
+      <w:proofErr w:type="spellStart"/>
+      <w:r>
+        <w:rPr>
+          <w:color w:val="000000" w:themeColor="text1"/>
+          <w:sz w:val="28"/>
+          <w:szCs w:val="28"/>
+          <w:lang w:val="sv-SE"/>
+        </w:rPr>
+        <w:t>Kalsel</w:t>
+      </w:r>
+      <w:proofErr w:type="spellEnd"/>
     </w:p>
     <w:p>
       <w:pPr>
@@ -359,6 +445,7 @@
           <w:lang w:val="id-ID"/>
         </w:rPr>
       </w:pPr>
+      <w:proofErr w:type="spellStart"/>
       <w:r>
         <w:rPr>
           <w:color w:val="000000" w:themeColor="text1"/>
@@ -368,6 +455,7 @@
         </w:rPr>
         <w:t>Acara</w:t>
       </w:r>
+      <w:proofErr w:type="spellEnd"/>
       <w:r>
         <w:rPr>
           <w:color w:val="000000" w:themeColor="text1"/>
@@ -396,6 +484,7 @@
         </w:rPr>
         <w:tab/>
       </w:r>
+      <w:proofErr w:type="spellStart"/>
       <w:r>
         <w:rPr>
           <w:color w:val="000000" w:themeColor="text1"/>
@@ -405,6 +494,7 @@
         </w:rPr>
         <w:t>Reviu</w:t>
       </w:r>
+      <w:proofErr w:type="spellEnd"/>
       <w:r>
         <w:rPr>
           <w:color w:val="000000" w:themeColor="text1"/>
@@ -430,7 +520,16 @@
           <w:szCs w:val="28"/>
           <w:lang w:val="sv-SE"/>
         </w:rPr>
-        <w:t xml:space="preserve"> paket </w:t>
+        <w:t xml:space="preserve"> </w:t>
+      </w:r>
+      <w:r>
+        <w:rPr>
+          <w:color w:val="000000" w:themeColor="text1"/>
+          <w:sz w:val="28"/>
+          <w:szCs w:val="28"/>
+          <w:lang w:val="sv-SE"/>
+        </w:rPr>
+        <w:t xml:space="preserve">paket </w:t>
       </w:r>
       <w:r>
         <w:rPr>
@@ -438,7 +537,25 @@
           <w:szCs w:val="28"/>
           <w:lang w:val="id-ID"/>
         </w:rPr>
-        <w:t>{nama_paket}</w:t>
+        <w:t>{</w:t>
+      </w:r>
+      <w:proofErr w:type="spellStart"/>
+      <w:r>
+        <w:rPr>
+          <w:sz w:val="28"/>
+          <w:szCs w:val="28"/>
+          <w:lang w:val="id-ID"/>
+        </w:rPr>
+        <w:t>nama_paket</w:t>
+      </w:r>
+      <w:proofErr w:type="spellEnd"/>
+      <w:r>
+        <w:rPr>
+          <w:sz w:val="28"/>
+          <w:szCs w:val="28"/>
+          <w:lang w:val="id-ID"/>
+        </w:rPr>
+        <w:t>}</w:t>
       </w:r>
     </w:p>
     <w:p>
@@ -4751,6 +4868,7 @@
       </w:pPr>
     </w:p>
     <w:sectPr>
+      <w:headerReference w:type="default" r:id="rId8"/>
       <w:pgSz w:w="16838" w:h="11906" w:orient="landscape" w:code="9"/>
       <w:pgMar w:top="1134" w:right="1440" w:bottom="1440" w:left="1440" w:header="720" w:footer="720" w:gutter="0"/>
       <w:cols w:space="720"/>
@@ -4796,6 +4914,16 @@
     </w:p>
   </w:footnote>
 </w:footnotes>
+</file>
+
+<file path=word/header1.xml><?xml version="1.0" encoding="utf-8"?>
+<w:hdr xmlns:wpc="http://schemas.microsoft.com/office/word/2010/wordprocessingCanvas" xmlns:cx="http://schemas.microsoft.com/office/drawing/2014/chartex" xmlns:cx1="http://schemas.microsoft.com/office/drawing/2015/9/8/chartex" xmlns:cx2="http://schemas.microsoft.com/office/drawing/2015/10/21/chartex" xmlns:cx3="http://schemas.microsoft.com/office/drawing/2016/5/9/chartex" xmlns:cx4="http://schemas.microsoft.com/office/drawing/2016/5/10/chartex" xmlns:cx5="http://schemas.microsoft.com/office/drawing/2016/5/11/chartex" xmlns:cx6="http://schemas.microsoft.com/office/drawing/2016/5/12/chartex" xmlns:cx7="http://schemas.microsoft.com/office/drawing/2016/5/13/chartex" xmlns:cx8="http://schemas.microsoft.com/office/drawing/2016/5/14/chartex" xmlns:mc="http://schemas.openxmlformats.org/markup-compatibility/2006" xmlns:aink="http://schemas.microsoft.com/office/drawing/2016/ink" xmlns:am3d="http://schemas.microsoft.com/office/drawing/2017/model3d" xmlns:o="urn:schemas-microsoft-com:office:office" xmlns:oel="http://schemas.microsoft.com/office/2019/extlst" xmlns:r="http://schemas.openxmlformats.org/officeDocument/2006/relationships" xmlns:m="http://schemas.openxmlformats.org/officeDocument/2006/math" xmlns:v="urn:schemas-microsoft-com:vml" xmlns:wp14="http://schemas.microsoft.com/office/word/2010/wordprocessingDrawing" xmlns:wp="http://schemas.openxmlformats.org/drawingml/2006/wordprocessingDrawing" xmlns:w10="urn:schemas-microsoft-com:office:word" xmlns:w="http://schemas.openxmlformats.org/wordprocessingml/2006/main" xmlns:w14="http://schemas.microsoft.com/office/word/2010/wordml" xmlns:w15="http://schemas.microsoft.com/office/word/2012/wordml" xmlns:w16cex="http://schemas.microsoft.com/office/word/2018/wordml/cex" xmlns:w16cid="http://schemas.microsoft.com/office/word/2016/wordml/cid" xmlns:w16="http://schemas.microsoft.com/office/word/2018/wordml" xmlns:w16du="http://schemas.microsoft.com/office/word/2023/wordml/word16du" xmlns:w16sdtdh="http://schemas.microsoft.com/office/word/2020/wordml/sdtdatahash" xmlns:w16sdtfl="http://schemas.microsoft.com/office/word/2024/wordml/sdtformatlock" xmlns:w16se="http://schemas.microsoft.com/office/word/2015/wordml/symex" xmlns:wpg="http://schemas.microsoft.com/office/word/2010/wordprocessingGroup" xmlns:wpi="http://schemas.microsoft.com/office/word/2010/wordprocessingInk" xmlns:wne="http://schemas.microsoft.com/office/word/2006/wordml" xmlns:wps="http://schemas.microsoft.com/office/word/2010/wordprocessingShape" mc:Ignorable="w14 w15 w16se w16cid w16 w16cex w16sdtdh w16sdtfl w16du wp14">
+  <w:p>
+    <w:pPr>
+      <w:pStyle w:val="Header"/>
+    </w:pPr>
+  </w:p>
+</w:hdr>
 </file>
 
 <file path=word/styles.xml><?xml version="1.0" encoding="utf-8"?>
